--- a/Пояснительная записка.docx
+++ b/Пояснительная записка.docx
@@ -3186,7 +3186,7 @@
       </w:r>
       <w:r>
         <w:tab/>
-        <w:t>21</w:t>
+        <w:t>20</w:t>
       </w:r>
     </w:p>
     <w:p>
@@ -3204,7 +3204,7 @@
       </w:r>
       <w:r>
         <w:tab/>
-        <w:t>26</w:t>
+        <w:t>25</w:t>
       </w:r>
     </w:p>
     <w:p>
@@ -3258,7 +3258,7 @@
       </w:r>
       <w:r>
         <w:tab/>
-        <w:t>29</w:t>
+        <w:t>31</w:t>
       </w:r>
     </w:p>
     <w:p>
@@ -3273,24 +3273,6 @@
       </w:pPr>
       <w:r>
         <w:t>3.1 Подготовка инструментов и структура проекта</w:t>
-      </w:r>
-      <w:r>
-        <w:tab/>
-        <w:t>30</w:t>
-      </w:r>
-    </w:p>
-    <w:p>
-      <w:pPr>
-        <w:tabs>
-          <w:tab w:val="right" w:leader="dot" w:pos="9071"/>
-        </w:tabs>
-        <w:spacing w:after="0" w:line="360" w:lineRule="auto"/>
-        <w:rPr>
-          <w:szCs w:val="28"/>
-        </w:rPr>
-      </w:pPr>
-      <w:r>
-        <w:t>3.2 Описание ключевых фрагментов кода</w:t>
       </w:r>
       <w:r>
         <w:tab/>
@@ -3308,11 +3290,29 @@
         </w:rPr>
       </w:pPr>
       <w:r>
+        <w:t>3.2 Описание ключевых фрагментов кода</w:t>
+      </w:r>
+      <w:r>
+        <w:tab/>
+        <w:t>32</w:t>
+      </w:r>
+    </w:p>
+    <w:p>
+      <w:pPr>
+        <w:tabs>
+          <w:tab w:val="right" w:leader="dot" w:pos="9071"/>
+        </w:tabs>
+        <w:spacing w:after="0" w:line="360" w:lineRule="auto"/>
+        <w:rPr>
+          <w:szCs w:val="28"/>
+        </w:rPr>
+      </w:pPr>
+      <w:r>
         <w:t>3.3 Тестирование</w:t>
       </w:r>
       <w:r>
         <w:tab/>
-        <w:t>33</w:t>
+        <w:t>34</w:t>
       </w:r>
     </w:p>
     <w:p>
@@ -3547,7 +3547,7 @@
     <w:p>
       <w:pPr>
         <w:spacing w:after="0" w:line="360" w:lineRule="auto"/>
-        <w:ind w:firstLine="709"/>
+        <w:ind w:firstLine="706"/>
         <w:jc w:val="both"/>
         <w:rPr>
           <w:bCs/>
@@ -3560,7 +3560,7 @@
     <w:p>
       <w:pPr>
         <w:spacing w:after="0" w:line="360" w:lineRule="auto"/>
-        <w:ind w:firstLine="709"/>
+        <w:ind w:firstLine="706"/>
         <w:jc w:val="both"/>
         <w:rPr>
           <w:bCs/>
@@ -3723,117 +3723,60 @@
     <w:p>
       <w:pPr>
         <w:spacing w:after="0" w:line="360" w:lineRule="auto"/>
+        <w:ind w:firstLine="709"/>
+        <w:jc w:val="both"/>
+      </w:pPr>
+      <w:r>
+        <w:t>Основанием для разработки является задание на курсовой проект по дисциплине «Информационные технологии и программирование». Тема работы связана с созданием веб-интерфейса для визуального таймера Pomodoro, который должен помогать пользователю организовывать рабочие интервалы и короткие перерывы. Разрабатываемый программный продукт представляет собой клиентскую часть многостраничного сайта FocusTomato, работающего в браузере без серверной части и базы данных.</w:t>
+      </w:r>
+    </w:p>
+    <w:p>
+      <w:pPr>
+        <w:spacing w:after="0" w:line="360" w:lineRule="auto"/>
+        <w:ind w:firstLine="709"/>
+        <w:jc w:val="both"/>
+      </w:pPr>
+      <w:r>
+        <w:t>Назначение сайта состоит в предоставлении пользователю простого инструмента для запуска рабочего интервала, перехода к перерыву, изменения длительности сессий и просмотра краткой статистики. Сайт ориентирован на учебные и рабочие ситуации, когда требуется быстро включить таймер, увидеть оставшееся время и сохранить результат завершённых Pomodoro. В рамках курсового проекта регистрация, личные профили и серверная обработка данных не предусматриваются, поскольку задача ограничивается клиентским веб-интерфейсом.</w:t>
+      </w:r>
+    </w:p>
+    <w:p>
+      <w:pPr>
+        <w:spacing w:after="0" w:line="360" w:lineRule="auto"/>
+        <w:ind w:firstLine="709"/>
+        <w:jc w:val="both"/>
+      </w:pPr>
+      <w:r>
+        <w:t>Разрабатываемый сайт должен обеспечивать запуск, паузу и сброс таймера, выбор режима «Работа» или «Перерыв», автоматическое переключение режима после завершения интервала, отображение кругового индикатора прогресса, сохранение количества завершённых Pomodoro и минут фокуса, изменение длительности работы и отдыха, а также переход между страницами «Таймер», «Статистика», «О методе» и «Настройки». Каждая функция должна иметь проверяемый результат, который можно увидеть непосредственно в браузере.</w:t>
+      </w:r>
+    </w:p>
+    <w:p>
+      <w:pPr>
+        <w:spacing w:after="0" w:line="360" w:lineRule="auto"/>
         <w:jc w:val="center"/>
-      </w:pPr>
-      <w:r>
-        <w:rPr>
-          <w:b/>
-        </w:rPr>
-        <w:t>1.1.1 Основание для разработки</w:t>
-      </w:r>
-    </w:p>
-    <w:p>
-      <w:pPr>
-        <w:spacing w:after="0" w:line="360" w:lineRule="auto"/>
-        <w:ind w:firstLine="709"/>
-        <w:jc w:val="both"/>
-      </w:pPr>
-      <w:r>
-        <w:t>Основанием для разработки является задание на курсовой проект по дисциплине «Информационные технологии и программирование». Тема работы связана с созданием веб-интерфейса для визуального таймера Pomodoro, который должен помогать пользователю организовывать рабочие интервалы и короткие перерывы. Разрабатываемый программный продукт представляет собой клиентскую часть многостраничного сайта FocusTomato, работающего в браузере без серверной части и базы данных.</w:t>
-      </w:r>
-    </w:p>
-    <w:p>
-      <w:pPr>
-        <w:spacing w:after="0" w:line="360" w:lineRule="auto"/>
-        <w:jc w:val="center"/>
-      </w:pPr>
-      <w:r>
-        <w:rPr>
-          <w:b/>
-        </w:rPr>
-        <w:t>1.1.2 Назначение разработки</w:t>
-      </w:r>
-    </w:p>
-    <w:p>
-      <w:pPr>
-        <w:spacing w:after="0" w:line="360" w:lineRule="auto"/>
-        <w:ind w:firstLine="709"/>
-        <w:jc w:val="both"/>
-      </w:pPr>
-      <w:r>
-        <w:t>Назначение сайта состоит в предоставлении пользователю простого инструмента для запуска рабочего интервала, перехода к перерыву, изменения длительности сессий и просмотра краткой статистики. Сайт ориентирован на учебные и рабочие ситуации, когда требуется быстро включить таймер, увидеть оставшееся время и сохранить результат завершённых Pomodoro. В рамках курсового проекта регистрация, личные профили и серверная обработка данных не предусматриваются, поскольку задача ограничивается клиентским веб-интерфейсом.</w:t>
-      </w:r>
-    </w:p>
-    <w:p>
-      <w:pPr>
-        <w:spacing w:after="0" w:line="360" w:lineRule="auto"/>
-        <w:jc w:val="center"/>
-      </w:pPr>
-      <w:r>
-        <w:rPr>
-          <w:b/>
-        </w:rPr>
-        <w:t>1.1.3 Требования к функциональным характеристикам</w:t>
-      </w:r>
-    </w:p>
-    <w:p>
-      <w:pPr>
-        <w:spacing w:after="0" w:line="360" w:lineRule="auto"/>
-        <w:ind w:firstLine="709"/>
-        <w:jc w:val="both"/>
-      </w:pPr>
-      <w:r>
-        <w:t>Разрабатываемый сайт должен обеспечивать запуск, паузу и сброс таймера, выбор режима «Работа» или «Перерыв», автоматическое переключение режима после завершения интервала, отображение кругового индикатора прогресса, сохранение количества завершённых Pomodoro и минут фокуса, изменение длительности работы и отдыха, а также переход между страницами «Таймер», «Статистика», «О методе» и «Настройки». Каждая функция должна иметь проверяемый результат, который можно увидеть непосредственно в браузере.</w:t>
-      </w:r>
-    </w:p>
-    <w:p>
-      <w:pPr>
-        <w:spacing w:after="0" w:line="360" w:lineRule="auto"/>
-        <w:jc w:val="center"/>
-        <w:rPr>
-          <w:b/>
-        </w:rPr>
-      </w:pPr>
-    </w:p>
-    <w:p>
-      <w:pPr>
-        <w:spacing w:after="0" w:line="360" w:lineRule="auto"/>
-        <w:jc w:val="center"/>
-      </w:pPr>
-      <w:r>
-        <w:rPr>
-          <w:b/>
-        </w:rPr>
+        <w:rPr>
+          <w:b/>
+        </w:rPr>
+      </w:pPr>
+    </w:p>
+    <w:p>
+      <w:pPr>
+        <w:spacing w:after="0" w:line="360" w:lineRule="auto"/>
+        <w:ind w:firstLine="709"/>
+        <w:jc w:val="both"/>
+      </w:pPr>
+      <w:r>
+        <w:t xml:space="preserve">Интерфейс FocusTomato должен быть визуально цельным и понятным без дополнительных инструкций. Главная страница содержит карточку таймера, текущее значение времени, название активного режима, статус </w:t>
+      </w:r>
+      <w:r>
         <w:lastRenderedPageBreak/>
-        <w:t>1.1.4 Требования к интерфейсу</w:t>
-      </w:r>
-    </w:p>
-    <w:p>
-      <w:pPr>
-        <w:spacing w:after="0" w:line="360" w:lineRule="auto"/>
-        <w:ind w:firstLine="709"/>
-        <w:jc w:val="both"/>
-      </w:pPr>
-      <w:r>
-        <w:t>Интерфейс FocusTomato должен быть визуально цельным и понятным без дополнительных инструкций. Главная страница содержит карточку таймера, текущее значение времени, название активного режима, статус работы и кнопки управления. Страница статистики показывает накопленный результат, страница описания метода поясняет принцип Pomodoro, а страница настроек предоставляет поля для изменения длительности интервалов. Все страницы должны использовать единый файл style.css, общую навигацию и одинаковую стилистику карточек.</w:t>
-      </w:r>
-    </w:p>
-    <w:p>
-      <w:pPr>
-        <w:spacing w:after="0" w:line="360" w:lineRule="auto"/>
-        <w:jc w:val="center"/>
-      </w:pPr>
-      <w:r>
-        <w:rPr>
-          <w:b/>
-        </w:rPr>
-        <w:t>1.1.5 Требования к техническим характеристикам</w:t>
-      </w:r>
-    </w:p>
-    <w:p>
-      <w:pPr>
-        <w:spacing w:after="0" w:line="360" w:lineRule="auto"/>
-        <w:ind w:firstLine="709"/>
+        <w:t>работы и кнопки управления. Страница статистики показывает накопленный результат, страница описания метода поясняет принцип Pomodoro, а страница настроек предоставляет поля для изменения длительности интервалов. Все страницы должны использовать единый файл style.css, общую навигацию и одинаковую стилистику карточек.</w:t>
+      </w:r>
+    </w:p>
+    <w:p>
+      <w:pPr>
+        <w:spacing w:after="0" w:line="360" w:lineRule="auto"/>
+        <w:ind w:firstLine="706"/>
         <w:jc w:val="both"/>
       </w:pPr>
       <w:r>
@@ -3843,19 +3786,7 @@
     <w:p>
       <w:pPr>
         <w:spacing w:after="0" w:line="360" w:lineRule="auto"/>
-        <w:jc w:val="center"/>
-      </w:pPr>
-      <w:r>
-        <w:rPr>
-          <w:b/>
-        </w:rPr>
-        <w:t>1.1.6 Требования к программным средствам</w:t>
-      </w:r>
-    </w:p>
-    <w:p>
-      <w:pPr>
-        <w:spacing w:after="0" w:line="360" w:lineRule="auto"/>
-        <w:ind w:firstLine="709"/>
+        <w:ind w:firstLine="706"/>
         <w:jc w:val="both"/>
       </w:pPr>
       <w:r>
@@ -3865,27 +3796,11 @@
     <w:p>
       <w:pPr>
         <w:spacing w:after="0" w:line="360" w:lineRule="auto"/>
-        <w:jc w:val="center"/>
-      </w:pPr>
-      <w:r>
-        <w:rPr>
-          <w:b/>
-        </w:rPr>
-        <w:t>1.1.7 Этапы разработки</w:t>
-      </w:r>
-    </w:p>
-    <w:p>
-      <w:pPr>
-        <w:spacing w:after="0" w:line="360" w:lineRule="auto"/>
-        <w:ind w:firstLine="709"/>
-        <w:jc w:val="both"/>
-      </w:pPr>
-      <w:r>
-        <w:t xml:space="preserve">Разработка сайта выполняется последовательно. Сначала определяется назначение проекта и набор функций, затем формируется структура страниц, проектируются пользовательские сценарии, создаётся HTML-разметка, разрабатывается CSS-оформление, подключается JavaScript-логика и </w:t>
-      </w:r>
-      <w:r>
-        <w:lastRenderedPageBreak/>
-        <w:t>выполняется тестирование. Такой порядок позволяет связать техническое задание с проектной и практической частями курсовой.</w:t>
+        <w:ind w:firstLine="706"/>
+        <w:jc w:val="both"/>
+      </w:pPr>
+      <w:r>
+        <w:t>Разработка сайта выполняется последовательно. Сначала определяется назначение проекта и набор функций, затем формируется структура страниц, проектируются пользовательские сценарии, создаётся HTML-разметка, разрабатывается CSS-оформление, подключается JavaScript-логика и выполняется тестирование. Такой порядок позволяет связать техническое задание с проектной и практической частями курсовой.</w:t>
       </w:r>
     </w:p>
     <w:p>
@@ -4133,7 +4048,14 @@
               <w:rPr>
                 <w:sz w:val="22"/>
               </w:rPr>
-              <w:t>Меню «Таймер», «Статистика», «О методе», «Настройки»</w:t>
+              <w:t xml:space="preserve">Меню «Таймер», «Статистика», «О методе», </w:t>
+            </w:r>
+            <w:r>
+              <w:rPr>
+                <w:sz w:val="22"/>
+              </w:rPr>
+              <w:lastRenderedPageBreak/>
+              <w:t>«Настройки»</w:t>
             </w:r>
           </w:p>
         </w:tc>
@@ -4153,6 +4075,7 @@
               <w:rPr>
                 <w:sz w:val="22"/>
               </w:rPr>
+              <w:lastRenderedPageBreak/>
               <w:t>Визуальные</w:t>
             </w:r>
           </w:p>
@@ -4336,18 +4259,21 @@
         <w:jc w:val="both"/>
       </w:pPr>
       <w:r>
+        <w:t>Ещё одним современным подходом является разделение функций по страницам. Главная страница должна выполнять главное действие, а дополнительные разделы должны раскрывать вспомогательные возможности. Такой принцип применён в FocusTomato: таймер, статистика, описание метода и настройки не мешают друг другу.</w:t>
+      </w:r>
+    </w:p>
+    <w:p>
+      <w:pPr>
+        <w:spacing w:after="0" w:line="360" w:lineRule="auto"/>
+        <w:ind w:firstLine="709"/>
+        <w:jc w:val="both"/>
+      </w:pPr>
+      <w:r>
+        <w:t xml:space="preserve">Большое значение имеет адаптивность [14]. Даже если сайт разрабатывается на компьютере, его элементы должны сохранять читаемость </w:t>
+      </w:r>
+      <w:r>
         <w:lastRenderedPageBreak/>
-        <w:t>Ещё одним современным подходом является разделение функций по страницам. Главная страница должна выполнять главное действие, а дополнительные разделы должны раскрывать вспомогательные возможности. Такой принцип применён в FocusTomato: таймер, статистика, описание метода и настройки не мешают друг другу.</w:t>
-      </w:r>
-    </w:p>
-    <w:p>
-      <w:pPr>
-        <w:spacing w:after="0" w:line="360" w:lineRule="auto"/>
-        <w:ind w:firstLine="709"/>
-        <w:jc w:val="both"/>
-      </w:pPr>
-      <w:r>
-        <w:t>Большое значение имеет адаптивность [14]. Даже если сайт разрабатывается на компьютере, его элементы должны сохранять читаемость при разной ширине окна браузера. Поэтому карточки, кнопки и текстовые блоки проектируются так, чтобы не терять смысл при изменении размера экрана.</w:t>
+        <w:t>при разной ширине окна браузера. Поэтому карточки, кнопки и текстовые блоки проектируются так, чтобы не терять смысл при изменении размера экрана.</w:t>
       </w:r>
     </w:p>
     <w:p>
@@ -4375,6 +4301,9 @@
         <w:spacing w:after="0" w:line="360" w:lineRule="auto"/>
         <w:ind w:firstLine="709"/>
         <w:jc w:val="both"/>
+        <w:rPr>
+          <w:lang w:val="en-US"/>
+        </w:rPr>
       </w:pPr>
       <w:r>
         <w:t>Анализ аналогичных Pomodoro-сервисов показывает, что обычно используются одни и те же базовые функции: отсчёт времени, режим работы, режим перерыва, настройки и иногда статистика. Различие заключается в уровне сложности. Для учебного проекта выбран умеренный вариант: сайт не перегружен задачами и авторизацией, но имеет несколько страниц, настройки и сохранение данных.</w:t>
@@ -4385,26 +4314,7 @@
         <w:spacing w:after="0" w:line="360" w:lineRule="auto"/>
         <w:jc w:val="center"/>
       </w:pPr>
-    </w:p>
-    <w:p>
-      <w:pPr>
-        <w:spacing w:after="0" w:line="360" w:lineRule="auto"/>
-        <w:jc w:val="center"/>
-      </w:pPr>
-    </w:p>
-    <w:p>
-      <w:pPr>
-        <w:spacing w:after="0" w:line="360" w:lineRule="auto"/>
-        <w:jc w:val="center"/>
-      </w:pPr>
-    </w:p>
-    <w:p>
-      <w:pPr>
-        <w:spacing w:after="0" w:line="360" w:lineRule="auto"/>
-        <w:jc w:val="center"/>
-      </w:pPr>
-      <w:r>
-        <w:lastRenderedPageBreak/>
+      <w:r>
         <w:t>Таблица 2 - Сравнение подходов к созданию Pomodoro-интерфейса</w:t>
       </w:r>
     </w:p>
@@ -4746,7 +4656,11 @@
         <w:jc w:val="both"/>
       </w:pPr>
       <w:r>
-        <w:t>Использование отдельных HTML-файлов делает структуру сайта понятной. Главная страница отвечает за таймер, статистика - за результат, описание метода - за пояснение, настройки - за параметры. Это соответствует логике многостраничного учебного проекта.</w:t>
+        <w:t xml:space="preserve">Использование отдельных HTML-файлов делает структуру сайта понятной. Главная страница отвечает за таймер, статистика - за результат, </w:t>
+      </w:r>
+      <w:r>
+        <w:lastRenderedPageBreak/>
+        <w:t>описание метода - за пояснение, настройки - за параметры. Это соответствует логике многостраничного учебного проекта.</w:t>
       </w:r>
     </w:p>
     <w:p>
@@ -4762,7 +4676,7 @@
     <w:p>
       <w:pPr>
         <w:spacing w:after="0" w:line="360" w:lineRule="auto"/>
-        <w:ind w:firstLine="709"/>
+        <w:ind w:firstLine="706"/>
         <w:jc w:val="both"/>
       </w:pPr>
       <w:r>
@@ -4772,7 +4686,7 @@
     <w:p>
       <w:pPr>
         <w:spacing w:after="0" w:line="360" w:lineRule="auto"/>
-        <w:ind w:firstLine="709"/>
+        <w:ind w:firstLine="706"/>
         <w:jc w:val="both"/>
       </w:pPr>
       <w:r>
@@ -4782,7 +4696,7 @@
     <w:p>
       <w:pPr>
         <w:spacing w:after="0" w:line="360" w:lineRule="auto"/>
-        <w:ind w:firstLine="709"/>
+        <w:ind w:firstLine="706"/>
         <w:jc w:val="both"/>
       </w:pPr>
       <w:r>
@@ -4792,44 +4706,41 @@
     <w:p>
       <w:pPr>
         <w:spacing w:after="0" w:line="360" w:lineRule="auto"/>
-        <w:ind w:firstLine="709"/>
-        <w:jc w:val="both"/>
-      </w:pPr>
-      <w:r>
-        <w:t xml:space="preserve">CSS используется не только для украшения [11; 13]. Он помогает выделить главный блок таймера, сделать кнопки заметными, разделить </w:t>
-      </w:r>
+        <w:ind w:firstLine="706"/>
+        <w:jc w:val="both"/>
+      </w:pPr>
+      <w:r>
+        <w:t>CSS используется не только для украшения [11; 13]. Он помогает выделить главный блок таймера, сделать кнопки заметными, разделить содержимое на карточки и создать единый стиль для всех страниц. В результате пользователь воспринимает сайт как цельный продукт.</w:t>
+      </w:r>
+    </w:p>
+    <w:p>
+      <w:pPr>
+        <w:spacing w:after="0" w:line="360" w:lineRule="auto"/>
+        <w:ind w:firstLine="706"/>
+        <w:jc w:val="both"/>
+      </w:pPr>
+      <w:r>
+        <w:t>JavaScript выбран как основа интерактивности [12]. Именно он связывает кнопки с действиями, уменьшает время, переключает режимы и записывает данные. Без JavaScript сайт оставался бы статичной страницей, где кнопки и формы не выполняют практической функции.</w:t>
+      </w:r>
+    </w:p>
+    <w:p>
+      <w:pPr>
+        <w:spacing w:after="0" w:line="360" w:lineRule="auto"/>
+        <w:ind w:firstLine="709"/>
+        <w:jc w:val="both"/>
+      </w:pPr>
+      <w:r>
+        <w:t>Для реализации FocusTomato выбраны HTML, CSS и JavaScript. Такой набор подходит для статического многостраничного сайта, который работает в браузере и не требует серверной части. HTML формирует структуру страниц, CSS отвечает за оформление, а JavaScript добавляет интерактивность и обработку действий пользователя.</w:t>
+      </w:r>
+    </w:p>
+    <w:p>
+      <w:pPr>
+        <w:spacing w:after="0" w:line="360" w:lineRule="auto"/>
+        <w:ind w:firstLine="709"/>
+        <w:jc w:val="both"/>
+      </w:pPr>
       <w:r>
         <w:lastRenderedPageBreak/>
-        <w:t>содержимое на карточки и создать единый стиль для всех страниц. В результате пользователь воспринимает сайт как цельный продукт.</w:t>
-      </w:r>
-    </w:p>
-    <w:p>
-      <w:pPr>
-        <w:spacing w:after="0" w:line="360" w:lineRule="auto"/>
-        <w:ind w:firstLine="709"/>
-        <w:jc w:val="both"/>
-      </w:pPr>
-      <w:r>
-        <w:t>JavaScript выбран как основа интерактивности [12]. Именно он связывает кнопки с действиями, уменьшает время, переключает режимы и записывает данные. Без JavaScript сайт оставался бы статичной страницей, где кнопки и формы не выполняют практической функции.</w:t>
-      </w:r>
-    </w:p>
-    <w:p>
-      <w:pPr>
-        <w:spacing w:after="0" w:line="360" w:lineRule="auto"/>
-        <w:ind w:firstLine="709"/>
-        <w:jc w:val="both"/>
-      </w:pPr>
-      <w:r>
-        <w:t>Для реализации FocusTomato выбраны HTML, CSS и JavaScript. Такой набор подходит для статического многостраничного сайта, который работает в браузере и не требует серверной части. HTML формирует структуру страниц, CSS отвечает за оформление, а JavaScript добавляет интерактивность и обработку действий пользователя.</w:t>
-      </w:r>
-    </w:p>
-    <w:p>
-      <w:pPr>
-        <w:spacing w:after="0" w:line="360" w:lineRule="auto"/>
-        <w:ind w:firstLine="709"/>
-        <w:jc w:val="both"/>
-      </w:pPr>
-      <w:r>
         <w:t>HTML используется для создания страниц index.html, stats.html, about.html и settings.html. CSS задаёт общий стиль: фон, карточки, кнопки, отступы и круговой индикатор [11; 13]. JavaScript отвечает за запуск таймера, паузу, сброс, переключение режимов, обновление статистики и работу с localStorage [5; 6; 7].</w:t>
       </w:r>
     </w:p>
@@ -4838,15 +4749,13 @@
         <w:spacing w:after="0" w:line="360" w:lineRule="auto"/>
         <w:ind w:firstLine="709"/>
         <w:jc w:val="both"/>
+        <w:rPr>
+          <w:lang w:val="en-US"/>
+        </w:rPr>
       </w:pPr>
       <w:r>
         <w:t>Локальное хранилище браузера выбрано для сохранения настроек и статистики. Оно позволяет запоминать длительность работы, длительность перерыва, число завершённых Pomodoro и минуты фокуса без базы данных [8]. Для учебного проекта такое решение является достаточным и удобным.</w:t>
       </w:r>
-    </w:p>
-    <w:p>
-      <w:pPr>
-        <w:spacing w:after="0" w:line="360" w:lineRule="auto"/>
-      </w:pPr>
     </w:p>
     <w:p>
       <w:pPr>
@@ -5172,60 +5081,56 @@
     <w:p>
       <w:pPr>
         <w:spacing w:after="0" w:line="360" w:lineRule="auto"/>
-        <w:ind w:firstLine="709"/>
-        <w:jc w:val="both"/>
+        <w:rPr>
+          <w:b/>
+          <w:lang w:val="en-US"/>
+        </w:rPr>
       </w:pPr>
     </w:p>
     <w:p>
       <w:pPr>
         <w:spacing w:after="0" w:line="360" w:lineRule="auto"/>
         <w:jc w:val="center"/>
-        <w:rPr>
-          <w:b/>
-        </w:rPr>
-      </w:pPr>
-    </w:p>
-    <w:p>
-      <w:pPr>
-        <w:spacing w:after="0" w:line="360" w:lineRule="auto"/>
-        <w:jc w:val="center"/>
-      </w:pPr>
-      <w:r>
-        <w:rPr>
-          <w:b/>
-        </w:rPr>
+      </w:pPr>
+      <w:r>
+        <w:rPr>
+          <w:b/>
+        </w:rPr>
+        <w:t xml:space="preserve">Вывод </w:t>
+      </w:r>
+    </w:p>
+    <w:p>
+      <w:pPr>
+        <w:spacing w:after="0" w:line="360" w:lineRule="auto"/>
+        <w:ind w:firstLine="709"/>
+        <w:jc w:val="both"/>
+      </w:pPr>
+      <w:r>
+        <w:t>Для дальнейшей работы особенно важно, что техническое задание задаёт конкретные границы проекта. Оно не позволяет уходить в лишние функции, которые не связаны с визуальным Pomodoro-таймером. Благодаря этому в проектной и практической частях внимание сосредоточено на таймере, интерфейсе, настройках и статистике.</w:t>
+      </w:r>
+    </w:p>
+    <w:p>
+      <w:pPr>
+        <w:spacing w:after="0" w:line="360" w:lineRule="auto"/>
+        <w:ind w:firstLine="709"/>
+        <w:jc w:val="both"/>
+      </w:pPr>
+      <w:r>
+        <w:t>Теоретическая часть также показывает, что пользовательский интерфейс должен быть связан с реальными действиями. Если элемент есть на странице, он должен помогать пользователю: запускать таймер, объяснять режим, показывать прогресс или сохранять результат. Такой принцип используется при дальнейшем проектировании страниц FocusTomato.</w:t>
+      </w:r>
+    </w:p>
+    <w:p>
+      <w:pPr>
+        <w:spacing w:after="0" w:line="360" w:lineRule="auto"/>
+        <w:ind w:firstLine="709"/>
+        <w:jc w:val="both"/>
+      </w:pPr>
+      <w:r>
+        <w:t>Выбор технологий был сделан с учётом учебного характера курсовой. HTML, CSS и JavaScript позволяют показать основные стороны веб-</w:t>
+      </w:r>
+      <w:r>
         <w:lastRenderedPageBreak/>
-        <w:t xml:space="preserve">Вывод </w:t>
-      </w:r>
-    </w:p>
-    <w:p>
-      <w:pPr>
-        <w:spacing w:after="0" w:line="360" w:lineRule="auto"/>
-        <w:ind w:firstLine="709"/>
-        <w:jc w:val="both"/>
-      </w:pPr>
-      <w:r>
-        <w:t>Для дальнейшей работы особенно важно, что техническое задание задаёт конкретные границы проекта. Оно не позволяет уходить в лишние функции, которые не связаны с визуальным Pomodoro-таймером. Благодаря этому в проектной и практической частях внимание сосредоточено на таймере, интерфейсе, настройках и статистике.</w:t>
-      </w:r>
-    </w:p>
-    <w:p>
-      <w:pPr>
-        <w:spacing w:after="0" w:line="360" w:lineRule="auto"/>
-        <w:ind w:firstLine="709"/>
-        <w:jc w:val="both"/>
-      </w:pPr>
-      <w:r>
-        <w:t>Теоретическая часть также показывает, что пользовательский интерфейс должен быть связан с реальными действиями. Если элемент есть на странице, он должен помогать пользователю: запускать таймер, объяснять режим, показывать прогресс или сохранять результат. Такой принцип используется при дальнейшем проектировании страниц FocusTomato.</w:t>
-      </w:r>
-    </w:p>
-    <w:p>
-      <w:pPr>
-        <w:spacing w:after="0" w:line="360" w:lineRule="auto"/>
-        <w:ind w:firstLine="709"/>
-        <w:jc w:val="both"/>
-      </w:pPr>
-      <w:r>
-        <w:t>Выбор технологий был сделан с учётом учебного характера курсовой. HTML, CSS и JavaScript позволяют показать основные стороны веб-разработки без лишнего усложнения. При этом сайт остаётся достаточно функциональным, потому что localStorage обеспечивает сохранение параметров и статистики.</w:t>
+        <w:t>разработки без лишнего усложнения. При этом сайт остаётся достаточно функциональным, потому что localStorage обеспечивает сохранение параметров и статистики.</w:t>
       </w:r>
     </w:p>
     <w:p>
@@ -5255,11 +5160,7 @@
         <w:jc w:val="both"/>
       </w:pPr>
       <w:r>
-        <w:t xml:space="preserve">В первом разделе были определены требования к сайту FocusTomato, рассмотрены подходы к созданию Pomodoro-интерфейсов и обоснован выбор технологий. Было показано, что для проекта достаточно HTML, CSS, JavaScript и localStorage. Теоретический раздел подтвердил, что визуальный </w:t>
-      </w:r>
-      <w:r>
-        <w:lastRenderedPageBreak/>
-        <w:t>таймер должен быть не просто отсчётом минут, а удобным веб-инструментом с понятным управлением, сохранением данных и единой структурой страниц.</w:t>
+        <w:t>В первом разделе были определены требования к сайту FocusTomato, рассмотрены подходы к созданию Pomodoro-интерфейсов и обоснован выбор технологий. Было показано, что для проекта достаточно HTML, CSS, JavaScript и localStorage. Теоретический раздел подтвердил, что визуальный таймер должен быть не просто отсчётом минут, а удобным веб-инструментом с понятным управлением, сохранением данных и единой структурой страниц.</w:t>
       </w:r>
     </w:p>
     <w:p>
@@ -6240,7 +6141,7 @@
           <w:szCs w:val="24"/>
         </w:rPr>
         <w:drawing>
-          <wp:anchor distT="0" distB="0" distL="114300" distR="114300" simplePos="0" relativeHeight="251653120" behindDoc="1" locked="0" layoutInCell="1" allowOverlap="1" wp14:anchorId="7EB6A360" wp14:editId="6B2FFB66">
+          <wp:anchor distT="0" distB="0" distL="114300" distR="114300" simplePos="0" relativeHeight="251653120" behindDoc="1" locked="0" layoutInCell="1" allowOverlap="1" wp14:anchorId="7EB6A360" wp14:editId="7C34F88C">
             <wp:simplePos x="0" y="0"/>
             <wp:positionH relativeFrom="column">
               <wp:posOffset>100965</wp:posOffset>
@@ -7110,7 +7011,7 @@
           <w:noProof/>
         </w:rPr>
         <w:drawing>
-          <wp:anchor distT="0" distB="0" distL="114300" distR="114300" simplePos="0" relativeHeight="251657216" behindDoc="1" locked="0" layoutInCell="1" allowOverlap="1" wp14:anchorId="47AC2903" wp14:editId="7D060663">
+          <wp:anchor distT="0" distB="0" distL="114300" distR="114300" simplePos="0" relativeHeight="251657216" behindDoc="1" locked="0" layoutInCell="1" allowOverlap="1" wp14:anchorId="47AC2903" wp14:editId="2E7FE9B1">
             <wp:simplePos x="0" y="0"/>
             <wp:positionH relativeFrom="column">
               <wp:posOffset>1653540</wp:posOffset>
@@ -10628,8 +10529,36 @@
       <w:pPr>
         <w:spacing w:after="0" w:line="360" w:lineRule="auto"/>
         <w:jc w:val="center"/>
-      </w:pPr>
-      <w:r>
+        <w:rPr>
+          <w:lang w:val="en-US"/>
+        </w:rPr>
+      </w:pPr>
+    </w:p>
+    <w:p>
+      <w:pPr>
+        <w:spacing w:after="0" w:line="360" w:lineRule="auto"/>
+        <w:jc w:val="center"/>
+        <w:rPr>
+          <w:lang w:val="en-US"/>
+        </w:rPr>
+      </w:pPr>
+    </w:p>
+    <w:p>
+      <w:pPr>
+        <w:spacing w:after="0" w:line="360" w:lineRule="auto"/>
+        <w:jc w:val="center"/>
+        <w:rPr>
+          <w:lang w:val="en-US"/>
+        </w:rPr>
+      </w:pPr>
+    </w:p>
+    <w:p>
+      <w:pPr>
+        <w:spacing w:after="0" w:line="360" w:lineRule="auto"/>
+        <w:jc w:val="center"/>
+      </w:pPr>
+      <w:r>
+        <w:lastRenderedPageBreak/>
         <w:t>Таблица 10 - Проверка работы сайта FocusTomato</w:t>
       </w:r>
     </w:p>
@@ -10742,7 +10671,6 @@
               <w:rPr>
                 <w:sz w:val="18"/>
               </w:rPr>
-              <w:lastRenderedPageBreak/>
               <w:t>Запуск таймера</w:t>
             </w:r>
           </w:p>

--- a/Пояснительная записка.docx
+++ b/Пояснительная записка.docx
@@ -826,7 +826,7 @@
           <w:rFonts w:cs="Times New Roman"/>
         </w:rPr>
         <w:tab/>
-        <w:t xml:space="preserve">             (подпись)</w:t>
+        <w:t xml:space="preserve">          (подпись)</w:t>
       </w:r>
       <w:r>
         <w:rPr>
@@ -3504,7 +3504,7 @@
     <w:p>
       <w:pPr>
         <w:spacing w:after="0" w:line="360" w:lineRule="auto"/>
-        <w:ind w:firstLine="709"/>
+        <w:ind w:firstLine="706"/>
         <w:jc w:val="both"/>
         <w:rPr>
           <w:bCs/>
@@ -3547,7 +3547,7 @@
     <w:p>
       <w:pPr>
         <w:spacing w:after="0" w:line="360" w:lineRule="auto"/>
-        <w:ind w:firstLine="706"/>
+        <w:ind w:firstLine="709"/>
         <w:jc w:val="both"/>
         <w:rPr>
           <w:bCs/>
@@ -3560,7 +3560,7 @@
     <w:p>
       <w:pPr>
         <w:spacing w:after="0" w:line="360" w:lineRule="auto"/>
-        <w:ind w:firstLine="706"/>
+        <w:ind w:firstLine="709"/>
         <w:jc w:val="both"/>
         <w:rPr>
           <w:bCs/>
@@ -3745,6 +3745,9 @@
         <w:spacing w:after="0" w:line="360" w:lineRule="auto"/>
         <w:ind w:firstLine="709"/>
         <w:jc w:val="both"/>
+        <w:rPr>
+          <w:lang w:val="en-US"/>
+        </w:rPr>
       </w:pPr>
       <w:r>
         <w:t>Разрабатываемый сайт должен обеспечивать запуск, паузу и сброс таймера, выбор режима «Работа» или «Перерыв», автоматическое переключение режима после завершения интервала, отображение кругового индикатора прогресса, сохранение количества завершённых Pomodoro и минут фокуса, изменение длительности работы и отдыха, а также переход между страницами «Таймер», «Статистика», «О методе» и «Настройки». Каждая функция должна иметь проверяемый результат, который можно увидеть непосредственно в браузере.</w:t>
@@ -3753,62 +3756,127 @@
     <w:p>
       <w:pPr>
         <w:spacing w:after="0" w:line="360" w:lineRule="auto"/>
+        <w:ind w:firstLine="709"/>
+        <w:jc w:val="both"/>
+      </w:pPr>
+      <w:r>
+        <w:t xml:space="preserve">Интерфейс FocusTomato должен быть визуально цельным и понятным без дополнительных инструкций. Главная страница содержит карточку таймера, текущее значение времени, название активного режима, статус работы и кнопки управления. Страница статистики показывает накопленный </w:t>
+      </w:r>
+      <w:r>
+        <w:lastRenderedPageBreak/>
+        <w:t>результат, страница описания метода поясняет принцип Pomodoro, а страница настроек предоставляет поля для изменения длительности интервалов. Все страницы должны использовать единый файл style.css, общую навигацию и одинаковую стилистику карточек.</w:t>
+      </w:r>
+    </w:p>
+    <w:p>
+      <w:pPr>
+        <w:spacing w:after="0" w:line="360" w:lineRule="auto"/>
+        <w:ind w:firstLine="709"/>
+        <w:jc w:val="both"/>
+      </w:pPr>
+      <w:r>
+        <w:t>Для работы сайта требуется устройство с современным браузером. Проект должен открываться локально через HTML-файлы и корректно отображаться на экранах различной ширины. Минимальная проверка выполняется в браузерах Google Chrome, Mozilla Firefox и Microsoft Edge. Дополнительная установка программ со стороны пользователя не требуется, поскольку все операции выполняются средствами браузера.</w:t>
+      </w:r>
+    </w:p>
+    <w:p>
+      <w:pPr>
+        <w:spacing w:after="0" w:line="360" w:lineRule="auto"/>
+        <w:ind w:firstLine="709"/>
+        <w:jc w:val="both"/>
+      </w:pPr>
+      <w:r>
+        <w:t>Для реализации используются HTML5, CSS3 и JavaScript. HTML-файлы отвечают за структуру страниц, style.css задаёт внешний вид интерфейса, а script.js обеспечивает запуск таймера, переключение режимов, обновление индикатора, работу статистики и сохранение данных в localStorage. В качестве среды разработки может использоваться Visual Studio Code, а для контроля версий и публикации проекта допускается применение Git и GitHub.</w:t>
+      </w:r>
+    </w:p>
+    <w:p>
+      <w:pPr>
+        <w:spacing w:after="0" w:line="360" w:lineRule="auto"/>
+        <w:ind w:firstLine="709"/>
+        <w:jc w:val="both"/>
+        <w:rPr>
+          <w:lang w:val="en-US"/>
+        </w:rPr>
+      </w:pPr>
+      <w:r>
+        <w:t>Разработка сайта выполняется последовательно. Сначала определяется назначение проекта и набор функций, затем формируется структура страниц, проектируются пользовательские сценарии, создаётся HTML-разметка, разрабатывается CSS-оформление, подключается JavaScript-логика и выполняется тестирование. Такой порядок позволяет связать техническое задание с проектной и практической частями курсовой.</w:t>
+      </w:r>
+    </w:p>
+    <w:p>
+      <w:pPr>
+        <w:spacing w:after="0" w:line="360" w:lineRule="auto"/>
+        <w:ind w:firstLine="709"/>
+        <w:jc w:val="both"/>
+        <w:rPr>
+          <w:lang w:val="en-US"/>
+        </w:rPr>
+      </w:pPr>
+    </w:p>
+    <w:p>
+      <w:pPr>
+        <w:spacing w:after="0" w:line="360" w:lineRule="auto"/>
+        <w:ind w:firstLine="709"/>
+        <w:jc w:val="both"/>
+        <w:rPr>
+          <w:lang w:val="en-US"/>
+        </w:rPr>
+      </w:pPr>
+    </w:p>
+    <w:p>
+      <w:pPr>
+        <w:spacing w:after="0" w:line="360" w:lineRule="auto"/>
+        <w:ind w:firstLine="709"/>
+        <w:jc w:val="both"/>
+        <w:rPr>
+          <w:lang w:val="en-US"/>
+        </w:rPr>
+      </w:pPr>
+    </w:p>
+    <w:p>
+      <w:pPr>
+        <w:spacing w:after="0" w:line="360" w:lineRule="auto"/>
+        <w:ind w:firstLine="709"/>
+        <w:jc w:val="both"/>
+        <w:rPr>
+          <w:lang w:val="en-US"/>
+        </w:rPr>
+      </w:pPr>
+    </w:p>
+    <w:p>
+      <w:pPr>
+        <w:spacing w:after="0" w:line="360" w:lineRule="auto"/>
+        <w:ind w:firstLine="709"/>
+        <w:jc w:val="both"/>
+        <w:rPr>
+          <w:lang w:val="en-US"/>
+        </w:rPr>
+      </w:pPr>
+    </w:p>
+    <w:p>
+      <w:pPr>
+        <w:spacing w:after="0" w:line="360" w:lineRule="auto"/>
+        <w:ind w:firstLine="709"/>
+        <w:jc w:val="both"/>
+        <w:rPr>
+          <w:lang w:val="en-US"/>
+        </w:rPr>
+      </w:pPr>
+    </w:p>
+    <w:p>
+      <w:pPr>
+        <w:spacing w:after="0" w:line="360" w:lineRule="auto"/>
+        <w:ind w:firstLine="709"/>
+        <w:jc w:val="both"/>
+        <w:rPr>
+          <w:lang w:val="en-US"/>
+        </w:rPr>
+      </w:pPr>
+    </w:p>
+    <w:p>
+      <w:pPr>
+        <w:spacing w:after="0" w:line="360" w:lineRule="auto"/>
         <w:jc w:val="center"/>
-        <w:rPr>
-          <w:b/>
-        </w:rPr>
-      </w:pPr>
-    </w:p>
-    <w:p>
-      <w:pPr>
-        <w:spacing w:after="0" w:line="360" w:lineRule="auto"/>
-        <w:ind w:firstLine="709"/>
-        <w:jc w:val="both"/>
-      </w:pPr>
-      <w:r>
-        <w:t xml:space="preserve">Интерфейс FocusTomato должен быть визуально цельным и понятным без дополнительных инструкций. Главная страница содержит карточку таймера, текущее значение времени, название активного режима, статус </w:t>
-      </w:r>
+      </w:pPr>
       <w:r>
         <w:lastRenderedPageBreak/>
-        <w:t>работы и кнопки управления. Страница статистики показывает накопленный результат, страница описания метода поясняет принцип Pomodoro, а страница настроек предоставляет поля для изменения длительности интервалов. Все страницы должны использовать единый файл style.css, общую навигацию и одинаковую стилистику карточек.</w:t>
-      </w:r>
-    </w:p>
-    <w:p>
-      <w:pPr>
-        <w:spacing w:after="0" w:line="360" w:lineRule="auto"/>
-        <w:ind w:firstLine="706"/>
-        <w:jc w:val="both"/>
-      </w:pPr>
-      <w:r>
-        <w:t>Для работы сайта требуется устройство с современным браузером. Проект должен открываться локально через HTML-файлы и корректно отображаться на экранах различной ширины. Минимальная проверка выполняется в браузерах Google Chrome, Mozilla Firefox и Microsoft Edge. Дополнительная установка программ со стороны пользователя не требуется, поскольку все операции выполняются средствами браузера.</w:t>
-      </w:r>
-    </w:p>
-    <w:p>
-      <w:pPr>
-        <w:spacing w:after="0" w:line="360" w:lineRule="auto"/>
-        <w:ind w:firstLine="706"/>
-        <w:jc w:val="both"/>
-      </w:pPr>
-      <w:r>
-        <w:t>Для реализации используются HTML5, CSS3 и JavaScript. HTML-файлы отвечают за структуру страниц, style.css задаёт внешний вид интерфейса, а script.js обеспечивает запуск таймера, переключение режимов, обновление индикатора, работу статистики и сохранение данных в localStorage. В качестве среды разработки может использоваться Visual Studio Code, а для контроля версий и публикации проекта допускается применение Git и GitHub.</w:t>
-      </w:r>
-    </w:p>
-    <w:p>
-      <w:pPr>
-        <w:spacing w:after="0" w:line="360" w:lineRule="auto"/>
-        <w:ind w:firstLine="706"/>
-        <w:jc w:val="both"/>
-      </w:pPr>
-      <w:r>
-        <w:t>Разработка сайта выполняется последовательно. Сначала определяется назначение проекта и набор функций, затем формируется структура страниц, проектируются пользовательские сценарии, создаётся HTML-разметка, разрабатывается CSS-оформление, подключается JavaScript-логика и выполняется тестирование. Такой порядок позволяет связать техническое задание с проектной и практической частями курсовой.</w:t>
-      </w:r>
-    </w:p>
-    <w:p>
-      <w:pPr>
-        <w:spacing w:after="0" w:line="360" w:lineRule="auto"/>
-        <w:jc w:val="center"/>
-      </w:pPr>
-      <w:r>
         <w:t>Таблица 1 - Основные требования к сайту FocusTomato</w:t>
       </w:r>
     </w:p>
@@ -4048,14 +4116,7 @@
               <w:rPr>
                 <w:sz w:val="22"/>
               </w:rPr>
-              <w:t xml:space="preserve">Меню «Таймер», «Статистика», «О методе», </w:t>
-            </w:r>
-            <w:r>
-              <w:rPr>
-                <w:sz w:val="22"/>
-              </w:rPr>
-              <w:lastRenderedPageBreak/>
-              <w:t>«Настройки»</w:t>
+              <w:t>Меню «Таймер», «Статистика», «О методе», «Настройки»</w:t>
             </w:r>
           </w:p>
         </w:tc>
@@ -4075,7 +4136,6 @@
               <w:rPr>
                 <w:sz w:val="22"/>
               </w:rPr>
-              <w:lastRenderedPageBreak/>
               <w:t>Визуальные</w:t>
             </w:r>
           </w:p>
@@ -4205,6 +4265,16 @@
         <w:spacing w:after="0" w:line="360" w:lineRule="auto"/>
         <w:ind w:firstLine="709"/>
         <w:jc w:val="both"/>
+        <w:rPr>
+          <w:lang w:val="en-US"/>
+        </w:rPr>
+      </w:pPr>
+    </w:p>
+    <w:p>
+      <w:pPr>
+        <w:spacing w:after="0" w:line="360" w:lineRule="auto"/>
+        <w:ind w:firstLine="709"/>
+        <w:jc w:val="both"/>
       </w:pPr>
       <w:r>
         <w:t>В результате техническое задание определяет границы проекта и показывает, что FocusTomato должен быть небольшим, проверяемым и завершённым веб-интерфейсом. Эти положения используются далее при проектировании функциональности, навигации и программной логики сайта.</w:t>
@@ -4259,6 +4329,7 @@
         <w:jc w:val="both"/>
       </w:pPr>
       <w:r>
+        <w:lastRenderedPageBreak/>
         <w:t>Ещё одним современным подходом является разделение функций по страницам. Главная страница должна выполнять главное действие, а дополнительные разделы должны раскрывать вспомогательные возможности. Такой принцип применён в FocusTomato: таймер, статистика, описание метода и настройки не мешают друг другу.</w:t>
       </w:r>
     </w:p>
@@ -4269,52 +4340,64 @@
         <w:jc w:val="both"/>
       </w:pPr>
       <w:r>
-        <w:t xml:space="preserve">Большое значение имеет адаптивность [14]. Даже если сайт разрабатывается на компьютере, его элементы должны сохранять читаемость </w:t>
-      </w:r>
+        <w:t>Большое значение имеет адаптивность [14]. Даже если сайт разрабатывается на компьютере, его элементы должны сохранять читаемость при разной ширине окна браузера. Поэтому карточки, кнопки и текстовые блоки проектируются так, чтобы не терять смысл при изменении размера экрана.</w:t>
+      </w:r>
+    </w:p>
+    <w:p>
+      <w:pPr>
+        <w:spacing w:after="0" w:line="360" w:lineRule="auto"/>
+        <w:ind w:firstLine="709"/>
+        <w:jc w:val="both"/>
+      </w:pPr>
+      <w:r>
+        <w:t>Современный веб-интерфейс должен быть понятным с первого открытия. Для небольшого таймера особенно важны простота и предсказуемость: пользователь должен быстро увидеть главный блок, понять назначение кнопок и получить обратную связь после действия. Поэтому в FocusTomato центральным элементом становится карточка таймера с крупным отображением времени и кнопками управления [3].</w:t>
+      </w:r>
+    </w:p>
+    <w:p>
+      <w:pPr>
+        <w:spacing w:after="0" w:line="360" w:lineRule="auto"/>
+        <w:ind w:firstLine="709"/>
+        <w:jc w:val="both"/>
+      </w:pPr>
+      <w:r>
+        <w:t>При проектировании также учитывается визуальная иерархия. Самым заметным элементом должно быть время, затем кнопки и режимы, затем дополнительные блоки. Такой порядок помогает не перегружать главную страницу. Статистика, описание метода и настройки вынесены на отдельные страницы, чтобы не мешать основному сценарию запуска таймера.</w:t>
+      </w:r>
+    </w:p>
+    <w:p>
+      <w:pPr>
+        <w:spacing w:after="0" w:line="360" w:lineRule="auto"/>
+        <w:ind w:firstLine="709"/>
+        <w:jc w:val="both"/>
+      </w:pPr>
+      <w:r>
+        <w:t>Анализ аналогичных Pomodoro-сервисов показывает, что обычно используются одни и те же базовые функции: отсчёт времени, режим работы, режим перерыва, настройки и иногда статистика. Различие заключается в уровне сложности. Для учебного проекта выбран умеренный вариант: сайт не перегружен задачами и авторизацией, но имеет несколько страниц, настройки и сохранение данных.</w:t>
+      </w:r>
+    </w:p>
+    <w:p>
+      <w:pPr>
+        <w:spacing w:after="0" w:line="360" w:lineRule="auto"/>
+        <w:jc w:val="center"/>
+      </w:pPr>
+    </w:p>
+    <w:p>
+      <w:pPr>
+        <w:spacing w:after="0" w:line="360" w:lineRule="auto"/>
+        <w:jc w:val="center"/>
+      </w:pPr>
+    </w:p>
+    <w:p>
+      <w:pPr>
+        <w:spacing w:after="0" w:line="360" w:lineRule="auto"/>
+        <w:jc w:val="center"/>
+      </w:pPr>
+    </w:p>
+    <w:p>
+      <w:pPr>
+        <w:spacing w:after="0" w:line="360" w:lineRule="auto"/>
+        <w:jc w:val="center"/>
+      </w:pPr>
       <w:r>
         <w:lastRenderedPageBreak/>
-        <w:t>при разной ширине окна браузера. Поэтому карточки, кнопки и текстовые блоки проектируются так, чтобы не терять смысл при изменении размера экрана.</w:t>
-      </w:r>
-    </w:p>
-    <w:p>
-      <w:pPr>
-        <w:spacing w:after="0" w:line="360" w:lineRule="auto"/>
-        <w:ind w:firstLine="709"/>
-        <w:jc w:val="both"/>
-      </w:pPr>
-      <w:r>
-        <w:t>Современный веб-интерфейс должен быть понятным с первого открытия. Для небольшого таймера особенно важны простота и предсказуемость: пользователь должен быстро увидеть главный блок, понять назначение кнопок и получить обратную связь после действия. Поэтому в FocusTomato центральным элементом становится карточка таймера с крупным отображением времени и кнопками управления [3].</w:t>
-      </w:r>
-    </w:p>
-    <w:p>
-      <w:pPr>
-        <w:spacing w:after="0" w:line="360" w:lineRule="auto"/>
-        <w:ind w:firstLine="709"/>
-        <w:jc w:val="both"/>
-      </w:pPr>
-      <w:r>
-        <w:t>При проектировании также учитывается визуальная иерархия. Самым заметным элементом должно быть время, затем кнопки и режимы, затем дополнительные блоки. Такой порядок помогает не перегружать главную страницу. Статистика, описание метода и настройки вынесены на отдельные страницы, чтобы не мешать основному сценарию запуска таймера.</w:t>
-      </w:r>
-    </w:p>
-    <w:p>
-      <w:pPr>
-        <w:spacing w:after="0" w:line="360" w:lineRule="auto"/>
-        <w:ind w:firstLine="709"/>
-        <w:jc w:val="both"/>
-        <w:rPr>
-          <w:lang w:val="en-US"/>
-        </w:rPr>
-      </w:pPr>
-      <w:r>
-        <w:t>Анализ аналогичных Pomodoro-сервисов показывает, что обычно используются одни и те же базовые функции: отсчёт времени, режим работы, режим перерыва, настройки и иногда статистика. Различие заключается в уровне сложности. Для учебного проекта выбран умеренный вариант: сайт не перегружен задачами и авторизацией, но имеет несколько страниц, настройки и сохранение данных.</w:t>
-      </w:r>
-    </w:p>
-    <w:p>
-      <w:pPr>
-        <w:spacing w:after="0" w:line="360" w:lineRule="auto"/>
-        <w:jc w:val="center"/>
-      </w:pPr>
-      <w:r>
         <w:t>Таблица 2 - Сравнение подходов к созданию Pomodoro-интерфейса</w:t>
       </w:r>
     </w:p>
@@ -4656,67 +4739,67 @@
         <w:jc w:val="both"/>
       </w:pPr>
       <w:r>
-        <w:t xml:space="preserve">Использование отдельных HTML-файлов делает структуру сайта понятной. Главная страница отвечает за таймер, статистика - за результат, </w:t>
+        <w:t>Использование отдельных HTML-файлов делает структуру сайта понятной. Главная страница отвечает за таймер, статистика - за результат, описание метода - за пояснение, настройки - за параметры. Это соответствует логике многостраничного учебного проекта.</w:t>
+      </w:r>
+    </w:p>
+    <w:p>
+      <w:pPr>
+        <w:spacing w:after="0" w:line="360" w:lineRule="auto"/>
+        <w:ind w:firstLine="709"/>
+        <w:jc w:val="both"/>
+      </w:pPr>
+      <w:r>
+        <w:t>CSS позволяет сохранить единый внешний вид без дублирования оформления на каждой странице. Все основные правила задаются в одном файле, поэтому страницы не расходятся по стилю и воспринимаются как части одного сайта.</w:t>
+      </w:r>
+    </w:p>
+    <w:p>
+      <w:pPr>
+        <w:spacing w:after="0" w:line="360" w:lineRule="auto"/>
+        <w:ind w:firstLine="709"/>
+        <w:jc w:val="both"/>
+      </w:pPr>
+      <w:r>
+        <w:t>JavaScript используется в проекте как основной механизм поведения. Через него обрабатываются события нажатия, изменяются элементы страницы, выполняется отсчёт времени и записываются данные в localStorage.</w:t>
+      </w:r>
+    </w:p>
+    <w:p>
+      <w:pPr>
+        <w:spacing w:after="0" w:line="360" w:lineRule="auto"/>
+        <w:ind w:firstLine="709"/>
+        <w:jc w:val="both"/>
+      </w:pPr>
+      <w:r>
+        <w:t>localStorage дополняет JavaScript и делает сайт удобнее. Без него настройки и статистика исчезали бы после обновления страницы. С ним проект получает простую память, достаточную для выбранной задачи.</w:t>
+      </w:r>
+    </w:p>
+    <w:p>
+      <w:pPr>
+        <w:spacing w:after="0" w:line="360" w:lineRule="auto"/>
+        <w:ind w:firstLine="709"/>
+        <w:jc w:val="both"/>
+      </w:pPr>
+      <w:r>
+        <w:t>Общий файл script.js связывает страницы через общую логику. Он отвечает за таймер, настройки, статистику и получение данных. Благодаря этому проект не дублирует код на каждой странице, а использует единый механизм обработки действий.</w:t>
+      </w:r>
+    </w:p>
+    <w:p>
+      <w:pPr>
+        <w:spacing w:after="0" w:line="360" w:lineRule="auto"/>
+        <w:ind w:firstLine="709"/>
+        <w:jc w:val="both"/>
+      </w:pPr>
+      <w:r>
+        <w:t xml:space="preserve">CSS используется не только для украшения [11; 13]. Он помогает выделить главный блок таймера, сделать кнопки заметными, разделить </w:t>
       </w:r>
       <w:r>
         <w:lastRenderedPageBreak/>
-        <w:t>описание метода - за пояснение, настройки - за параметры. Это соответствует логике многостраничного учебного проекта.</w:t>
-      </w:r>
-    </w:p>
-    <w:p>
-      <w:pPr>
-        <w:spacing w:after="0" w:line="360" w:lineRule="auto"/>
-        <w:ind w:firstLine="709"/>
-        <w:jc w:val="both"/>
-      </w:pPr>
-      <w:r>
-        <w:t>CSS позволяет сохранить единый внешний вид без дублирования оформления на каждой странице. Все основные правила задаются в одном файле, поэтому страницы не расходятся по стилю и воспринимаются как части одного сайта.</w:t>
-      </w:r>
-    </w:p>
-    <w:p>
-      <w:pPr>
-        <w:spacing w:after="0" w:line="360" w:lineRule="auto"/>
-        <w:ind w:firstLine="706"/>
-        <w:jc w:val="both"/>
-      </w:pPr>
-      <w:r>
-        <w:t>JavaScript используется в проекте как основной механизм поведения. Через него обрабатываются события нажатия, изменяются элементы страницы, выполняется отсчёт времени и записываются данные в localStorage.</w:t>
-      </w:r>
-    </w:p>
-    <w:p>
-      <w:pPr>
-        <w:spacing w:after="0" w:line="360" w:lineRule="auto"/>
-        <w:ind w:firstLine="706"/>
-        <w:jc w:val="both"/>
-      </w:pPr>
-      <w:r>
-        <w:t>localStorage дополняет JavaScript и делает сайт удобнее. Без него настройки и статистика исчезали бы после обновления страницы. С ним проект получает простую память, достаточную для выбранной задачи.</w:t>
-      </w:r>
-    </w:p>
-    <w:p>
-      <w:pPr>
-        <w:spacing w:after="0" w:line="360" w:lineRule="auto"/>
-        <w:ind w:firstLine="706"/>
-        <w:jc w:val="both"/>
-      </w:pPr>
-      <w:r>
-        <w:t>Общий файл script.js связывает страницы через общую логику. Он отвечает за таймер, настройки, статистику и получение данных. Благодаря этому проект не дублирует код на каждой странице, а использует единый механизм обработки действий.</w:t>
-      </w:r>
-    </w:p>
-    <w:p>
-      <w:pPr>
-        <w:spacing w:after="0" w:line="360" w:lineRule="auto"/>
-        <w:ind w:firstLine="706"/>
-        <w:jc w:val="both"/>
-      </w:pPr>
-      <w:r>
-        <w:t>CSS используется не только для украшения [11; 13]. Он помогает выделить главный блок таймера, сделать кнопки заметными, разделить содержимое на карточки и создать единый стиль для всех страниц. В результате пользователь воспринимает сайт как цельный продукт.</w:t>
-      </w:r>
-    </w:p>
-    <w:p>
-      <w:pPr>
-        <w:spacing w:after="0" w:line="360" w:lineRule="auto"/>
-        <w:ind w:firstLine="706"/>
+        <w:t>содержимое на карточки и создать единый стиль для всех страниц. В результате пользователь воспринимает сайт как цельный продукт.</w:t>
+      </w:r>
+    </w:p>
+    <w:p>
+      <w:pPr>
+        <w:spacing w:after="0" w:line="360" w:lineRule="auto"/>
+        <w:ind w:firstLine="709"/>
         <w:jc w:val="both"/>
       </w:pPr>
       <w:r>
@@ -4740,7 +4823,6 @@
         <w:jc w:val="both"/>
       </w:pPr>
       <w:r>
-        <w:lastRenderedPageBreak/>
         <w:t>HTML используется для создания страниц index.html, stats.html, about.html и settings.html. CSS задаёт общий стиль: фон, карточки, кнопки, отступы и круговой индикатор [11; 13]. JavaScript отвечает за запуск таймера, паузу, сброс, переключение режимов, обновление статистики и работу с localStorage [5; 6; 7].</w:t>
       </w:r>
     </w:p>
@@ -4749,13 +4831,15 @@
         <w:spacing w:after="0" w:line="360" w:lineRule="auto"/>
         <w:ind w:firstLine="709"/>
         <w:jc w:val="both"/>
-        <w:rPr>
-          <w:lang w:val="en-US"/>
-        </w:rPr>
       </w:pPr>
       <w:r>
         <w:t>Локальное хранилище браузера выбрано для сохранения настроек и статистики. Оно позволяет запоминать длительность работы, длительность перерыва, число завершённых Pomodoro и минуты фокуса без базы данных [8]. Для учебного проекта такое решение является достаточным и удобным.</w:t>
       </w:r>
+    </w:p>
+    <w:p>
+      <w:pPr>
+        <w:spacing w:after="0" w:line="360" w:lineRule="auto"/>
+      </w:pPr>
     </w:p>
     <w:p>
       <w:pPr>
@@ -5081,21 +5165,29 @@
     <w:p>
       <w:pPr>
         <w:spacing w:after="0" w:line="360" w:lineRule="auto"/>
-        <w:rPr>
-          <w:b/>
-          <w:lang w:val="en-US"/>
-        </w:rPr>
+        <w:ind w:firstLine="709"/>
+        <w:jc w:val="both"/>
       </w:pPr>
     </w:p>
     <w:p>
       <w:pPr>
         <w:spacing w:after="0" w:line="360" w:lineRule="auto"/>
         <w:jc w:val="center"/>
-      </w:pPr>
-      <w:r>
-        <w:rPr>
-          <w:b/>
-        </w:rPr>
+        <w:rPr>
+          <w:b/>
+        </w:rPr>
+      </w:pPr>
+    </w:p>
+    <w:p>
+      <w:pPr>
+        <w:spacing w:after="0" w:line="360" w:lineRule="auto"/>
+        <w:jc w:val="center"/>
+      </w:pPr>
+      <w:r>
+        <w:rPr>
+          <w:b/>
+        </w:rPr>
+        <w:lastRenderedPageBreak/>
         <w:t xml:space="preserve">Вывод </w:t>
       </w:r>
     </w:p>
@@ -5126,41 +5218,41 @@
         <w:jc w:val="both"/>
       </w:pPr>
       <w:r>
-        <w:t>Выбор технологий был сделан с учётом учебного характера курсовой. HTML, CSS и JavaScript позволяют показать основные стороны веб-</w:t>
+        <w:t>Выбор технологий был сделан с учётом учебного характера курсовой. HTML, CSS и JavaScript позволяют показать основные стороны веб-разработки без лишнего усложнения. При этом сайт остаётся достаточно функциональным, потому что localStorage обеспечивает сохранение параметров и статистики.</w:t>
+      </w:r>
+    </w:p>
+    <w:p>
+      <w:pPr>
+        <w:spacing w:after="0" w:line="360" w:lineRule="auto"/>
+        <w:ind w:firstLine="709"/>
+        <w:jc w:val="both"/>
+      </w:pPr>
+      <w:r>
+        <w:t>Полученные положения стали основой для дальнейшего проектирования. После определения требований и технологий можно перейти к описанию функций, навигации, пользовательских сценариев и структуры интерфейса. Это позволяет сохранить связь между теоретической частью и практической реализацией сайта.</w:t>
+      </w:r>
+    </w:p>
+    <w:p>
+      <w:pPr>
+        <w:spacing w:after="0" w:line="360" w:lineRule="auto"/>
+        <w:ind w:firstLine="709"/>
+        <w:jc w:val="both"/>
+      </w:pPr>
+      <w:r>
+        <w:t>Первый раздел также показал, что FocusTomato должен развиваться вокруг одного главного сценария - запуска и контроля рабочей сессии. Все остальные элементы, включая настройки, статистику и описание метода, выполняют поддерживающую роль и не должны усложнять основной путь пользователя.</w:t>
+      </w:r>
+    </w:p>
+    <w:p>
+      <w:pPr>
+        <w:spacing w:after="0" w:line="360" w:lineRule="auto"/>
+        <w:ind w:firstLine="709"/>
+        <w:jc w:val="both"/>
+      </w:pPr>
+      <w:r>
+        <w:t xml:space="preserve">В первом разделе были определены требования к сайту FocusTomato, рассмотрены подходы к созданию Pomodoro-интерфейсов и обоснован выбор технологий. Было показано, что для проекта достаточно HTML, CSS, JavaScript и localStorage. Теоретический раздел подтвердил, что визуальный </w:t>
       </w:r>
       <w:r>
         <w:lastRenderedPageBreak/>
-        <w:t>разработки без лишнего усложнения. При этом сайт остаётся достаточно функциональным, потому что localStorage обеспечивает сохранение параметров и статистики.</w:t>
-      </w:r>
-    </w:p>
-    <w:p>
-      <w:pPr>
-        <w:spacing w:after="0" w:line="360" w:lineRule="auto"/>
-        <w:ind w:firstLine="709"/>
-        <w:jc w:val="both"/>
-      </w:pPr>
-      <w:r>
-        <w:t>Полученные положения стали основой для дальнейшего проектирования. После определения требований и технологий можно перейти к описанию функций, навигации, пользовательских сценариев и структуры интерфейса. Это позволяет сохранить связь между теоретической частью и практической реализацией сайта.</w:t>
-      </w:r>
-    </w:p>
-    <w:p>
-      <w:pPr>
-        <w:spacing w:after="0" w:line="360" w:lineRule="auto"/>
-        <w:ind w:firstLine="709"/>
-        <w:jc w:val="both"/>
-      </w:pPr>
-      <w:r>
-        <w:t>Первый раздел также показал, что FocusTomato должен развиваться вокруг одного главного сценария - запуска и контроля рабочей сессии. Все остальные элементы, включая настройки, статистику и описание метода, выполняют поддерживающую роль и не должны усложнять основной путь пользователя.</w:t>
-      </w:r>
-    </w:p>
-    <w:p>
-      <w:pPr>
-        <w:spacing w:after="0" w:line="360" w:lineRule="auto"/>
-        <w:ind w:firstLine="709"/>
-        <w:jc w:val="both"/>
-      </w:pPr>
-      <w:r>
-        <w:t>В первом разделе были определены требования к сайту FocusTomato, рассмотрены подходы к созданию Pomodoro-интерфейсов и обоснован выбор технологий. Было показано, что для проекта достаточно HTML, CSS, JavaScript и localStorage. Теоретический раздел подтвердил, что визуальный таймер должен быть не просто отсчётом минут, а удобным веб-инструментом с понятным управлением, сохранением данных и единой структурой страниц.</w:t>
+        <w:t>таймер должен быть не просто отсчётом минут, а удобным веб-инструментом с понятным управлением, сохранением данных и единой структурой страниц.</w:t>
       </w:r>
     </w:p>
     <w:p>
@@ -6141,7 +6233,7 @@
           <w:szCs w:val="24"/>
         </w:rPr>
         <w:drawing>
-          <wp:anchor distT="0" distB="0" distL="114300" distR="114300" simplePos="0" relativeHeight="251653120" behindDoc="1" locked="0" layoutInCell="1" allowOverlap="1" wp14:anchorId="7EB6A360" wp14:editId="7C34F88C">
+          <wp:anchor distT="0" distB="0" distL="114300" distR="114300" simplePos="0" relativeHeight="251653120" behindDoc="1" locked="0" layoutInCell="1" allowOverlap="1" wp14:anchorId="7EB6A360" wp14:editId="1852B538">
             <wp:simplePos x="0" y="0"/>
             <wp:positionH relativeFrom="column">
               <wp:posOffset>100965</wp:posOffset>
@@ -7011,7 +7103,7 @@
           <w:noProof/>
         </w:rPr>
         <w:drawing>
-          <wp:anchor distT="0" distB="0" distL="114300" distR="114300" simplePos="0" relativeHeight="251657216" behindDoc="1" locked="0" layoutInCell="1" allowOverlap="1" wp14:anchorId="47AC2903" wp14:editId="2E7FE9B1">
+          <wp:anchor distT="0" distB="0" distL="114300" distR="114300" simplePos="0" relativeHeight="251657216" behindDoc="1" locked="0" layoutInCell="1" allowOverlap="1" wp14:anchorId="47AC2903" wp14:editId="1D5D1DF3">
             <wp:simplePos x="0" y="0"/>
             <wp:positionH relativeFrom="column">
               <wp:posOffset>1653540</wp:posOffset>
@@ -9098,7 +9190,7 @@
         <w:jc w:val="both"/>
       </w:pPr>
       <w:r>
-        <w:t>Особенно важно, что в проектной части заранее определено место скриншотов и схем. Основной текст содержит описание и ссылки на приложения, а крупные изображения вынесены в конец работы. Это делает оформление ближе к требуемому шаблону.</w:t>
+        <w:t>Особенно важно, что в проектной части заранее определено место схем и скриншотов. Диаграммы используются в основной части для пояснения функциональности, а скриншоты готового интерфейса вынесены в приложения. Это сохраняет связь между текстом и фактическим видом сайта.</w:t>
       </w:r>
     </w:p>
     <w:p>
@@ -9438,17 +9530,17 @@
         <w:jc w:val="both"/>
       </w:pPr>
       <w:r>
-        <w:t>Файл script.js подключается там, где нужна интерактивность. Он должен корректно работать с элементами разных страниц и не вызывать ошибок, если на конкретной странице отсутствует часть блоков.</w:t>
-      </w:r>
-    </w:p>
-    <w:p>
-      <w:pPr>
-        <w:spacing w:after="0" w:line="360" w:lineRule="auto"/>
-        <w:ind w:firstLine="709"/>
-        <w:jc w:val="both"/>
-      </w:pPr>
-      <w:r>
-        <w:t>Для проверки сайта достаточно открыть index.html. Если пути к style.css и script.js указаны правильно, браузер сразу показывает оформленную страницу с работающей логикой. Если подключение нарушено, это быстро заметно по отсутствию стилей или реакции кнопок.</w:t>
+        <w:t>Файл script.js подключается к страницам сайта. Его функции выполняются только при наличии нужных элементов, поэтому общий JavaScript-файл работает с таймером, статистикой и настройками без ошибок на страницах, где часть блоков отсутствует.</w:t>
+      </w:r>
+    </w:p>
+    <w:p>
+      <w:pPr>
+        <w:spacing w:after="0" w:line="360" w:lineRule="auto"/>
+        <w:ind w:firstLine="709"/>
+        <w:jc w:val="both"/>
+      </w:pPr>
+      <w:r>
+        <w:t>Для проверки сайта достаточно открыть index.html. Если пути к style.css и script.js указаны правильно, браузер показывает оформленную страницу с таймером, навигацией и кнопками управления. Если подключение нарушено, это быстро заметно по отсутствию стилей или реакции кнопок.</w:t>
       </w:r>
     </w:p>
     <w:p>
@@ -9478,11 +9570,8 @@
         <w:jc w:val="both"/>
       </w:pPr>
       <w:r>
-        <w:t xml:space="preserve">Главная страница index.html содержит таймер. Файл stats.html отвечает за статистику, about.html - за описание метода, settings.html - за настройки. </w:t>
-      </w:r>
-      <w:r>
         <w:lastRenderedPageBreak/>
-        <w:t>style.css задаёт общий внешний вид, а script.js обеспечивает работу таймера и сохранение данных.</w:t>
+        <w:t>Главная страница index.html содержит таймер. Файл stats.html отвечает за статистику, about.html - за описание метода, settings.html - за настройки. style.css задаёт общий внешний вид, а script.js обеспечивает работу таймера и сохранение данных.</w:t>
       </w:r>
     </w:p>
     <w:p>
@@ -10000,11 +10089,8 @@
         <w:jc w:val="both"/>
       </w:pPr>
       <w:r>
-        <w:t xml:space="preserve">В коде таймера важна функция обновления времени. Она преобразует оставшиеся секунды в минуты и секунды, затем выводит результат на </w:t>
-      </w:r>
-      <w:r>
         <w:lastRenderedPageBreak/>
-        <w:t>страницу. Благодаря этому пользователь видит привычный формат, а внутренняя логика работает с удобным числовым значением.</w:t>
+        <w:t>В коде таймера важна функция обновления времени. Она преобразует оставшиеся секунды в минуты и секунды, затем выводит результат на страницу. Благодаря этому пользователь видит привычный формат, а внутренняя логика работает с удобным числовым значением.</w:t>
       </w:r>
     </w:p>
     <w:p>
@@ -10091,7 +10177,6 @@
         <w:jc w:val="center"/>
       </w:pPr>
       <w:r>
-        <w:lastRenderedPageBreak/>
         <w:t>Таблица 9 - Основные функции JavaScript в проекте</w:t>
       </w:r>
     </w:p>
@@ -10528,28 +10613,8 @@
     <w:p>
       <w:pPr>
         <w:spacing w:after="0" w:line="360" w:lineRule="auto"/>
-        <w:jc w:val="center"/>
-        <w:rPr>
-          <w:lang w:val="en-US"/>
-        </w:rPr>
-      </w:pPr>
-    </w:p>
-    <w:p>
-      <w:pPr>
-        <w:spacing w:after="0" w:line="360" w:lineRule="auto"/>
-        <w:jc w:val="center"/>
-        <w:rPr>
-          <w:lang w:val="en-US"/>
-        </w:rPr>
-      </w:pPr>
-    </w:p>
-    <w:p>
-      <w:pPr>
-        <w:spacing w:after="0" w:line="360" w:lineRule="auto"/>
-        <w:jc w:val="center"/>
-        <w:rPr>
-          <w:lang w:val="en-US"/>
-        </w:rPr>
+        <w:ind w:firstLine="709"/>
+        <w:jc w:val="both"/>
       </w:pPr>
     </w:p>
     <w:p>
@@ -11790,7 +11855,7 @@
         <w:jc w:val="both"/>
       </w:pPr>
       <w:r>
-        <w:t>Если требуется изменить длительность, пользователь переходит в настройки. После сохранения новые параметры применяются на главной странице. Если требуется посмотреть итог работы, открывается статистика. В результате все основные функции доступны через понятные разделы.</w:t>
+        <w:t>Если требуется изменить длительность, пользователь переходит в настройки и сохраняет новые значения. После перехода на главную страницу параметры загружаются из localStorage и применяются к таймеру. Если требуется посмотреть итог работы, открывается статистика. В результате все основные функции доступны через понятные разделы.</w:t>
       </w:r>
     </w:p>
     <w:p>
@@ -13567,7 +13632,13 @@
         <w:rPr>
           <w:noProof/>
         </w:rPr>
-        <w:t xml:space="preserve">       </w:t>
+        <w:t>м</w:t>
+      </w:r>
+      <w:r>
+        <w:rPr>
+          <w:noProof/>
+        </w:rPr>
+        <w:t xml:space="preserve">      </w:t>
       </w:r>
     </w:p>
     <w:p>
@@ -13722,6 +13793,9 @@
       </w:pPr>
       <w:r>
         <w:t xml:space="preserve">             </w:t>
+      </w:r>
+      <w:r>
+        <w:t xml:space="preserve">        </w:t>
       </w:r>
       <w:r>
         <w:t>Листинг Г.2 - Фрагмент кода работы с localStorage</w:t>
